--- a/worksheets/PR_L10_RecordsOffice_Worksheet.docx
+++ b/worksheets/PR_L10_RecordsOffice_Worksheet.docx
@@ -1711,7 +1711,7 @@
                       <w:sz w:val="21"/>
                       <w:szCs w:val="21"/>
                     </w:rPr>
-                    <w:t xml:space="preserve">Open a text file, read all of it in one go, and print it.</w:t>
+                    <w:t xml:space="preserve">Read a whole text file in one go and print it.</w:t>
                   </w:r>
                 </w:p>
               </w:tc>
@@ -1817,7 +1817,7 @@
                       <w:sz w:val="21"/>
                       <w:szCs w:val="21"/>
                     </w:rPr>
-                    <w:t xml:space="preserve">Count how many characters are in a file, including the ones you cannot see.</w:t>
+                    <w:t xml:space="preserve">Count how many characters a file holds, newlines included.</w:t>
                   </w:r>
                 </w:p>
               </w:tc>
@@ -2491,7 +2491,7 @@
                       <w:sz w:val="21"/>
                       <w:szCs w:val="21"/>
                     </w:rPr>
-                    <w:t xml:space="preserve">Read only the first line of a file, tidy the newline off the end of it, and measure what is left.</w:t>
+                    <w:t xml:space="preserve">Read just the first line of a file, strip the newline and measure it.</w:t>
                   </w:r>
                 </w:p>
               </w:tc>
@@ -2597,7 +2597,7 @@
                       <w:sz w:val="21"/>
                       <w:szCs w:val="21"/>
                     </w:rPr>
-                    <w:t xml:space="preserve">Read every line of a file into a list, say how many there are, and number them.</w:t>
+                    <w:t xml:space="preserve">Read a file into a list of lines, then count and number them.</w:t>
                   </w:r>
                 </w:p>
               </w:tc>
@@ -3271,7 +3271,7 @@
                       <w:sz w:val="21"/>
                       <w:szCs w:val="21"/>
                     </w:rPr>
-                    <w:t xml:space="preserve">Write a two-line report file, then read it back and print it to prove it is there.</w:t>
+                    <w:t xml:space="preserve">Write a two-line report file, then read it back and print it.</w:t>
                   </w:r>
                 </w:p>
               </w:tc>
@@ -3377,7 +3377,7 @@
                       <w:sz w:val="21"/>
                       <w:szCs w:val="21"/>
                     </w:rPr>
-                    <w:t xml:space="preserve">Show what write mode does to a file that already has something in it.</w:t>
+                    <w:t xml:space="preserve">Show what write mode does to a file that already has lines in it.</w:t>
                   </w:r>
                 </w:p>
               </w:tc>
@@ -4051,7 +4051,7 @@
                       <w:sz w:val="21"/>
                       <w:szCs w:val="21"/>
                     </w:rPr>
-                    <w:t xml:space="preserve">Add a visitor to the end of a log without losing the visitors already in it.</w:t>
+                    <w:t xml:space="preserve">Add a visitor to the end of a log without losing the others.</w:t>
                   </w:r>
                 </w:p>
               </w:tc>
@@ -4725,7 +4725,7 @@
                       <w:sz w:val="21"/>
                       <w:szCs w:val="21"/>
                     </w:rPr>
-                    <w:t xml:space="preserve">Each line of a file is a record with two fields. Find the record for one name and report it.</w:t>
+                    <w:t xml:space="preserve">Find the record for one name in a file of name,age records.</w:t>
                   </w:r>
                 </w:p>
               </w:tc>
@@ -5505,7 +5505,7 @@
                       <w:sz w:val="21"/>
                       <w:szCs w:val="21"/>
                     </w:rPr>
-                    <w:t xml:space="preserve">Read a file of sales records, work out each line's value, write a report file, then read the report back and print it.</w:t>
+                    <w:t xml:space="preserve">Turn a file of sales records into a report file, then print it.</w:t>
                   </w:r>
                 </w:p>
               </w:tc>
@@ -5611,7 +5611,7 @@
                       <w:sz w:val="21"/>
                       <w:szCs w:val="21"/>
                     </w:rPr>
-                    <w:t xml:space="preserve">Filter a file of sensor readings into a new alerts file, then read that file back and count what is in it.</w:t>
+                    <w:t xml:space="preserve">Filter sensor readings above a limit into an alerts file, then print it.</w:t>
                   </w:r>
                 </w:p>
               </w:tc>

--- a/worksheets/PR_L10_RecordsOffice_Worksheet.docx
+++ b/worksheets/PR_L10_RecordsOffice_Worksheet.docx
@@ -1711,7 +1711,7 @@
                       <w:sz w:val="21"/>
                       <w:szCs w:val="21"/>
                     </w:rPr>
-                    <w:t xml:space="preserve">Read a whole text file in one go and print it.</w:t>
+                    <w:t xml:space="preserve">Print the whole of notice.txt exactly as it is stored.</w:t>
                   </w:r>
                 </w:p>
               </w:tc>
@@ -1817,7 +1817,7 @@
                       <w:sz w:val="21"/>
                       <w:szCs w:val="21"/>
                     </w:rPr>
-                    <w:t xml:space="preserve">Count how many characters a file holds, newlines included.</w:t>
+                    <w:t xml:space="preserve">Count every character in log.txt, newlines included.</w:t>
                   </w:r>
                 </w:p>
               </w:tc>
@@ -2491,7 +2491,7 @@
                       <w:sz w:val="21"/>
                       <w:szCs w:val="21"/>
                     </w:rPr>
-                    <w:t xml:space="preserve">Read just the first line of a file, strip the newline and measure it.</w:t>
+                    <w:t xml:space="preserve">Read only the first line of rota.txt and measure it.</w:t>
                   </w:r>
                 </w:p>
               </w:tc>
@@ -2597,7 +2597,7 @@
                       <w:sz w:val="21"/>
                       <w:szCs w:val="21"/>
                     </w:rPr>
-                    <w:t xml:space="preserve">Read a file into a list of lines, then count and number them.</w:t>
+                    <w:t xml:space="preserve">Count the lines of names.txt, then number them from 1.</w:t>
                   </w:r>
                 </w:p>
               </w:tc>
@@ -3377,7 +3377,7 @@
                       <w:sz w:val="21"/>
                       <w:szCs w:val="21"/>
                     </w:rPr>
-                    <w:t xml:space="preserve">Show what write mode does to a file that already has lines in it.</w:t>
+                    <w:t xml:space="preserve">Show what write mode does to a file that already holds lines.</w:t>
                   </w:r>
                 </w:p>
               </w:tc>
@@ -4831,7 +4831,7 @@
                       <w:sz w:val="21"/>
                       <w:szCs w:val="21"/>
                     </w:rPr>
-                    <w:t xml:space="preserve">Total one column of a file of records, and report who scored the highest.</w:t>
+                    <w:t xml:space="preserve">Total the scores in a file and name the highest scorer.</w:t>
                   </w:r>
                 </w:p>
               </w:tc>
@@ -5611,7 +5611,7 @@
                       <w:sz w:val="21"/>
                       <w:szCs w:val="21"/>
                     </w:rPr>
-                    <w:t xml:space="preserve">Filter sensor readings above a limit into an alerts file, then print it.</w:t>
+                    <w:t xml:space="preserve">Filter readings above a typed limit into an alerts file.</w:t>
                   </w:r>
                 </w:p>
               </w:tc>

--- a/worksheets/PR_L10_RecordsOffice_Worksheet.docx
+++ b/worksheets/PR_L10_RecordsOffice_Worksheet.docx
@@ -1711,7 +1711,7 @@
                       <w:sz w:val="21"/>
                       <w:szCs w:val="21"/>
                     </w:rPr>
-                    <w:t xml:space="preserve">Print the whole of notice.txt exactly as it is stored.</w:t>
+                    <w:t xml:space="preserve">A file called notice.txt is already there. Read the whole of it in one go, close it, and display exactly what was in it and nothing of your own.</w:t>
                   </w:r>
                 </w:p>
               </w:tc>
@@ -1817,7 +1817,7 @@
                       <w:sz w:val="21"/>
                       <w:szCs w:val="21"/>
                     </w:rPr>
-                    <w:t xml:space="preserve">Count every character in log.txt, newlines included.</w:t>
+                    <w:t xml:space="preserve">A file called log.txt is already there and may be empty. Read it and count every character, newlines included, then display characters [the count].</w:t>
                   </w:r>
                 </w:p>
               </w:tc>
@@ -2491,7 +2491,7 @@
                       <w:sz w:val="21"/>
                       <w:szCs w:val="21"/>
                     </w:rPr>
-                    <w:t xml:space="preserve">Read only the first line of rota.txt and measure it.</w:t>
+                    <w:t xml:space="preserve">A file called rota.txt is already there and may be empty. Read its first line only, close the file and strip the newline off, then display first [that line], then length [how many characters] on the next line.</w:t>
                   </w:r>
                 </w:p>
               </w:tc>
@@ -2597,7 +2597,7 @@
                       <w:sz w:val="21"/>
                       <w:szCs w:val="21"/>
                     </w:rPr>
-                    <w:t xml:space="preserve">Count the lines of names.txt, then number them from 1.</w:t>
+                    <w:t xml:space="preserve">A file called names.txt is already there with one name per line, and may be empty. Read it and display lines [how many lines], then one line per name in the form [position] [name], counting from 1.</w:t>
                   </w:r>
                 </w:p>
               </w:tc>
@@ -3271,7 +3271,7 @@
                       <w:sz w:val="21"/>
                       <w:szCs w:val="21"/>
                     </w:rPr>
-                    <w:t xml:space="preserve">Write a two-line report file, then read it back and print it.</w:t>
+                    <w:t xml:space="preserve">Ask the user for a title. Make a file called report.txt, write the title on one line and ready on the next, and close it. Then read report.txt back in one go and display it.</w:t>
                   </w:r>
                 </w:p>
               </w:tc>
@@ -3377,7 +3377,7 @@
                       <w:sz w:val="21"/>
                       <w:szCs w:val="21"/>
                     </w:rPr>
-                    <w:t xml:space="preserve">Show what write mode does to a file that already holds lines.</w:t>
+                    <w:t xml:space="preserve">Ask the user for an entry. Open the file stock.txt in write mode, which empties whatever it held, write that entry on a line of its own and close it. Read it back and display [every line], then lines [how many].</w:t>
                   </w:r>
                 </w:p>
               </w:tc>
@@ -4051,7 +4051,7 @@
                       <w:sz w:val="21"/>
                       <w:szCs w:val="21"/>
                     </w:rPr>
-                    <w:t xml:space="preserve">Add a visitor to the end of a log without losing the others.</w:t>
+                    <w:t xml:space="preserve">Ask the user for a name and append it to the file visits.txt on a line of its own, without losing the names already there. Then read the whole file back and display latest [the last name], then total [how many lines].</w:t>
                   </w:r>
                 </w:p>
               </w:tc>
@@ -4725,7 +4725,7 @@
                       <w:sz w:val="21"/>
                       <w:szCs w:val="21"/>
                     </w:rPr>
-                    <w:t xml:space="preserve">Find the record for one name in a file of name,age records.</w:t>
+                    <w:t xml:space="preserve">Ask the user for a name to find in the file members.txt, which holds one name,age record per line. Look at every record and display [name] is [age], or not a member when none matches, then checked [how many you looked at].</w:t>
                   </w:r>
                 </w:p>
               </w:tc>
@@ -4831,7 +4831,7 @@
                       <w:sz w:val="21"/>
                       <w:szCs w:val="21"/>
                     </w:rPr>
-                    <w:t xml:space="preserve">Total the scores in a file and name the highest scorer.</w:t>
+                    <w:t xml:space="preserve">A file called scores.txt is already there, holding one name,score record per line, and may be empty. Read it and display no scores when it holds none, or total [every score added up], then best [the highest scorer's name].</w:t>
                   </w:r>
                 </w:p>
               </w:tc>
@@ -5505,7 +5505,7 @@
                       <w:sz w:val="21"/>
                       <w:szCs w:val="21"/>
                     </w:rPr>
-                    <w:t xml:space="preserve">Turn a file of sales records into a report file, then print it.</w:t>
+                    <w:t xml:space="preserve">A file called sales.txt holds one item,quantity,price record per line. Make a file called report.txt holding a line of [item] [quantity times price] for each record, then total [all those values added up]. Close it, read it back and display the whole of it.</w:t>
                   </w:r>
                 </w:p>
               </w:tc>
@@ -5611,7 +5611,7 @@
                       <w:sz w:val="21"/>
                       <w:szCs w:val="21"/>
                     </w:rPr>
-                    <w:t xml:space="preserve">Filter readings above a typed limit into an alerts file.</w:t>
+                    <w:t xml:space="preserve">Ask the user for a limit. The file readings.txt holds one sensor,reading record per line: make a file called alerts.txt holding a line of [sensor] [reading] for each reading above the limit. Then read alerts.txt back and display [every line], then alerts [how many].</w:t>
                   </w:r>
                 </w:p>
               </w:tc>

--- a/worksheets/PR_L10_RecordsOffice_Worksheet.docx
+++ b/worksheets/PR_L10_RecordsOffice_Worksheet.docx
@@ -1711,7 +1711,7 @@
                       <w:sz w:val="21"/>
                       <w:szCs w:val="21"/>
                     </w:rPr>
-                    <w:t xml:space="preserve">A file called notice.txt is already there. Read the whole of it in one go, close it, and display exactly what was in it and nothing of your own.</w:t>
+                    <w:t xml:space="preserve">A file called notes.txt is already there. Read the whole of it in one go, close it, and display exactly what was in it and nothing of your own.</w:t>
                   </w:r>
                 </w:p>
               </w:tc>
@@ -1817,7 +1817,7 @@
                       <w:sz w:val="21"/>
                       <w:szCs w:val="21"/>
                     </w:rPr>
-                    <w:t xml:space="preserve">A file called log.txt is already there and may be empty. Read it and count every character, newlines included, then display characters [the count].</w:t>
+                    <w:t xml:space="preserve">A file called data.txt is already there and may be empty. Read the whole of it and count every character, newlines included, then display characters [the count] and nothing else.</w:t>
                   </w:r>
                 </w:p>
               </w:tc>
@@ -2491,7 +2491,7 @@
                       <w:sz w:val="21"/>
                       <w:szCs w:val="21"/>
                     </w:rPr>
-                    <w:t xml:space="preserve">A file called rota.txt is already there and may be empty. Read its first line only, close the file and strip the newline off, then display first [that line], then length [how many characters] on the next line.</w:t>
+                    <w:t xml:space="preserve">A file called words.txt is already there and may be empty. Read its first line only, close the file and strip the newline off, then display first [that line], then length [how many characters are left] on the next line.</w:t>
                   </w:r>
                 </w:p>
               </w:tc>
@@ -2597,7 +2597,113 @@
                       <w:sz w:val="21"/>
                       <w:szCs w:val="21"/>
                     </w:rPr>
-                    <w:t xml:space="preserve">A file called names.txt is already there with one name per line, and may be empty. Read it and display lines [how many lines], then one line per name in the form [position] [name], counting from 1.</w:t>
+                    <w:t xml:space="preserve">A file called words.txt is already there with one word per line, and may be empty. Read it and display lines [how many lines it holds] and nothing else.</w:t>
+                  </w:r>
+                </w:p>
+              </w:tc>
+              <w:tc>
+                <w:tcPr>
+                  <w:tcW w:type="dxa" w:w="3342"/>
+                  <w:tcBorders>
+                    <w:top w:val="single" w:color="B7C2D1" w:sz="4"/>
+                    <w:left w:val="single" w:color="B7C2D1" w:sz="4"/>
+                    <w:bottom w:val="single" w:color="B7C2D1" w:sz="4"/>
+                    <w:right w:val="single" w:color="B7C2D1" w:sz="4"/>
+                  </w:tcBorders>
+                  <w:shd w:fill="FFFFFF" w:color="auto" w:val="clear"/>
+                  <w:tcMar>
+                    <w:top w:type="dxa" w:w="80"/>
+                    <w:left w:type="dxa" w:w="120"/>
+                    <w:bottom w:type="dxa" w:w="80"/>
+                    <w:right w:type="dxa" w:w="120"/>
+                  </w:tcMar>
+                  <w:vAlign w:val="center"/>
+                </w:tcPr>
+                <w:p>
+                  <w:pPr>
+                    <w:spacing w:after="0" w:before="0"/>
+                  </w:pPr>
+                  <w:r>
+                    <w:rPr>
+                      <w:rFonts w:ascii="Arial" w:cs="Arial" w:eastAsia="Arial" w:hAnsi="Arial"/>
+                      <w:b w:val="false"/>
+                      <w:bCs w:val="false"/>
+                      <w:sz w:val="21"/>
+                      <w:szCs w:val="21"/>
+                    </w:rPr>
+                    <w:t xml:space="preserve">3</w:t>
+                  </w:r>
+                </w:p>
+              </w:tc>
+              <w:tc>
+                <w:tcPr>
+                  <w:tcW w:type="dxa" w:w="3342"/>
+                  <w:tcBorders>
+                    <w:top w:val="single" w:color="B7C2D1" w:sz="4"/>
+                    <w:left w:val="single" w:color="B7C2D1" w:sz="4"/>
+                    <w:bottom w:val="single" w:color="B7C2D1" w:sz="4"/>
+                    <w:right w:val="single" w:color="B7C2D1" w:sz="4"/>
+                  </w:tcBorders>
+                  <w:shd w:fill="FFFFFF" w:color="auto" w:val="clear"/>
+                  <w:tcMar>
+                    <w:top w:type="dxa" w:w="80"/>
+                    <w:left w:type="dxa" w:w="120"/>
+                    <w:bottom w:type="dxa" w:w="80"/>
+                    <w:right w:type="dxa" w:w="120"/>
+                  </w:tcMar>
+                  <w:vAlign w:val="center"/>
+                </w:tcPr>
+                <w:p>
+                  <w:pPr>
+                    <w:spacing w:after="0" w:before="0"/>
+                  </w:pPr>
+                  <w:r>
+                    <w:rPr>
+                      <w:rFonts w:ascii="Arial" w:cs="Arial" w:eastAsia="Arial" w:hAnsi="Arial"/>
+                      <w:b w:val="false"/>
+                      <w:bCs w:val="false"/>
+                      <w:sz w:val="21"/>
+                      <w:szCs w:val="21"/>
+                    </w:rPr>
+                    <w:t xml:space="preserve"/>
+                  </w:r>
+                </w:p>
+              </w:tc>
+            </w:tr>
+            <w:tr>
+              <w:trPr>
+                <w:cantSplit/>
+                <w:trHeight w:val="360" w:hRule="atLeast"/>
+              </w:trPr>
+              <w:tc>
+                <w:tcPr>
+                  <w:tcW w:type="dxa" w:w="3342"/>
+                  <w:tcBorders>
+                    <w:top w:val="single" w:color="B7C2D1" w:sz="4"/>
+                    <w:left w:val="single" w:color="B7C2D1" w:sz="4"/>
+                    <w:bottom w:val="single" w:color="B7C2D1" w:sz="4"/>
+                    <w:right w:val="single" w:color="B7C2D1" w:sz="4"/>
+                  </w:tcBorders>
+                  <w:shd w:fill="FFFFFF" w:color="auto" w:val="clear"/>
+                  <w:tcMar>
+                    <w:top w:type="dxa" w:w="80"/>
+                    <w:left w:type="dxa" w:w="120"/>
+                    <w:bottom w:type="dxa" w:w="80"/>
+                    <w:right w:type="dxa" w:w="120"/>
+                  </w:tcMar>
+                  <w:vAlign w:val="center"/>
+                </w:tcPr>
+                <w:p>
+                  <w:pPr>
+                    <w:spacing w:after="0" w:before="0"/>
+                  </w:pPr>
+                  <w:r>
+                    <w:rPr>
+                      <w:rFonts w:ascii="Arial" w:cs="Arial" w:eastAsia="Arial" w:hAnsi="Arial"/>
+                      <w:sz w:val="21"/>
+                      <w:szCs w:val="21"/>
+                    </w:rPr>
+                    <w:t xml:space="preserve">A file called words.txt is already there with one word per line, and may be empty. Read it and display one line for each word in the form [position] [word], counting from 1, or none on a line of its own when the file holds no words.</w:t>
                   </w:r>
                 </w:p>
               </w:tc>
@@ -3271,7 +3377,7 @@
                       <w:sz w:val="21"/>
                       <w:szCs w:val="21"/>
                     </w:rPr>
-                    <w:t xml:space="preserve">Ask the user for a title. Make a file called report.txt, write the title on one line and ready on the next, and close it. Then read report.txt back in one go and display it.</w:t>
+                    <w:t xml:space="preserve">Ask the user for a word. Make a file called out.txt, write that word on one line and ready on the next, and close it. Then read out.txt back in one go and display it.</w:t>
                   </w:r>
                 </w:p>
               </w:tc>
@@ -3377,7 +3483,7 @@
                       <w:sz w:val="21"/>
                       <w:szCs w:val="21"/>
                     </w:rPr>
-                    <w:t xml:space="preserve">Ask the user for an entry. Open the file stock.txt in write mode, which empties whatever it held, write that entry on a line of its own and close it. Read it back and display [every line], then lines [how many].</w:t>
+                    <w:t xml:space="preserve">Ask the user for a word. Open the file data.txt in write mode, which empties whatever it held, write that word on a line of its own and close it. Read it back and display [every line in it], then lines [how many] on the last line.</w:t>
                   </w:r>
                 </w:p>
               </w:tc>
@@ -4051,7 +4157,113 @@
                       <w:sz w:val="21"/>
                       <w:szCs w:val="21"/>
                     </w:rPr>
-                    <w:t xml:space="preserve">Ask the user for a name and append it to the file visits.txt on a line of its own, without losing the names already there. Then read the whole file back and display latest [the last name], then total [how many lines].</w:t>
+                    <w:t xml:space="preserve">Ask the user for a word and add it to the end of the file log.txt on a line of its own, without losing the lines already there. Then read the whole file back and display [every line in it], one on each line, and nothing else.</w:t>
+                  </w:r>
+                </w:p>
+              </w:tc>
+              <w:tc>
+                <w:tcPr>
+                  <w:tcW w:type="dxa" w:w="3342"/>
+                  <w:tcBorders>
+                    <w:top w:val="single" w:color="B7C2D1" w:sz="4"/>
+                    <w:left w:val="single" w:color="B7C2D1" w:sz="4"/>
+                    <w:bottom w:val="single" w:color="B7C2D1" w:sz="4"/>
+                    <w:right w:val="single" w:color="B7C2D1" w:sz="4"/>
+                  </w:tcBorders>
+                  <w:shd w:fill="FFFFFF" w:color="auto" w:val="clear"/>
+                  <w:tcMar>
+                    <w:top w:type="dxa" w:w="80"/>
+                    <w:left w:type="dxa" w:w="120"/>
+                    <w:bottom w:type="dxa" w:w="80"/>
+                    <w:right w:type="dxa" w:w="120"/>
+                  </w:tcMar>
+                  <w:vAlign w:val="center"/>
+                </w:tcPr>
+                <w:p>
+                  <w:pPr>
+                    <w:spacing w:after="0" w:before="0"/>
+                  </w:pPr>
+                  <w:r>
+                    <w:rPr>
+                      <w:rFonts w:ascii="Arial" w:cs="Arial" w:eastAsia="Arial" w:hAnsi="Arial"/>
+                      <w:b w:val="false"/>
+                      <w:bCs w:val="false"/>
+                      <w:sz w:val="21"/>
+                      <w:szCs w:val="21"/>
+                    </w:rPr>
+                    <w:t xml:space="preserve">3</w:t>
+                  </w:r>
+                </w:p>
+              </w:tc>
+              <w:tc>
+                <w:tcPr>
+                  <w:tcW w:type="dxa" w:w="3342"/>
+                  <w:tcBorders>
+                    <w:top w:val="single" w:color="B7C2D1" w:sz="4"/>
+                    <w:left w:val="single" w:color="B7C2D1" w:sz="4"/>
+                    <w:bottom w:val="single" w:color="B7C2D1" w:sz="4"/>
+                    <w:right w:val="single" w:color="B7C2D1" w:sz="4"/>
+                  </w:tcBorders>
+                  <w:shd w:fill="FFFFFF" w:color="auto" w:val="clear"/>
+                  <w:tcMar>
+                    <w:top w:type="dxa" w:w="80"/>
+                    <w:left w:type="dxa" w:w="120"/>
+                    <w:bottom w:type="dxa" w:w="80"/>
+                    <w:right w:type="dxa" w:w="120"/>
+                  </w:tcMar>
+                  <w:vAlign w:val="center"/>
+                </w:tcPr>
+                <w:p>
+                  <w:pPr>
+                    <w:spacing w:after="0" w:before="0"/>
+                  </w:pPr>
+                  <w:r>
+                    <w:rPr>
+                      <w:rFonts w:ascii="Arial" w:cs="Arial" w:eastAsia="Arial" w:hAnsi="Arial"/>
+                      <w:b w:val="false"/>
+                      <w:bCs w:val="false"/>
+                      <w:sz w:val="21"/>
+                      <w:szCs w:val="21"/>
+                    </w:rPr>
+                    <w:t xml:space="preserve"/>
+                  </w:r>
+                </w:p>
+              </w:tc>
+            </w:tr>
+            <w:tr>
+              <w:trPr>
+                <w:cantSplit/>
+                <w:trHeight w:val="360" w:hRule="atLeast"/>
+              </w:trPr>
+              <w:tc>
+                <w:tcPr>
+                  <w:tcW w:type="dxa" w:w="3342"/>
+                  <w:tcBorders>
+                    <w:top w:val="single" w:color="B7C2D1" w:sz="4"/>
+                    <w:left w:val="single" w:color="B7C2D1" w:sz="4"/>
+                    <w:bottom w:val="single" w:color="B7C2D1" w:sz="4"/>
+                    <w:right w:val="single" w:color="B7C2D1" w:sz="4"/>
+                  </w:tcBorders>
+                  <w:shd w:fill="FFFFFF" w:color="auto" w:val="clear"/>
+                  <w:tcMar>
+                    <w:top w:type="dxa" w:w="80"/>
+                    <w:left w:type="dxa" w:w="120"/>
+                    <w:bottom w:type="dxa" w:w="80"/>
+                    <w:right w:type="dxa" w:w="120"/>
+                  </w:tcMar>
+                  <w:vAlign w:val="center"/>
+                </w:tcPr>
+                <w:p>
+                  <w:pPr>
+                    <w:spacing w:after="0" w:before="0"/>
+                  </w:pPr>
+                  <w:r>
+                    <w:rPr>
+                      <w:rFonts w:ascii="Arial" w:cs="Arial" w:eastAsia="Arial" w:hAnsi="Arial"/>
+                      <w:sz w:val="21"/>
+                      <w:szCs w:val="21"/>
+                    </w:rPr>
+                    <w:t xml:space="preserve">Ask the user for a word and append it to the file log.txt on a line of its own, without losing the lines already there. Then read the whole file back and display latest [the last line], then total [how many lines] on the next line.</w:t>
                   </w:r>
                 </w:p>
               </w:tc>
@@ -4725,7 +4937,7 @@
                       <w:sz w:val="21"/>
                       <w:szCs w:val="21"/>
                     </w:rPr>
-                    <w:t xml:space="preserve">Ask the user for a name to find in the file members.txt, which holds one name,age record per line. Look at every record and display [name] is [age], or not a member when none matches, then checked [how many you looked at].</w:t>
+                    <w:t xml:space="preserve">A file called data.txt is already there, holding one word,number record per line, and may be empty. Read it and display one line for each record in the form [word] [number], or none on a line of its own when the file holds no records.</w:t>
                   </w:r>
                 </w:p>
               </w:tc>
@@ -4759,7 +4971,7 @@
                       <w:sz w:val="21"/>
                       <w:szCs w:val="21"/>
                     </w:rPr>
-                    <w:t xml:space="preserve">4</w:t>
+                    <w:t xml:space="preserve">3</w:t>
                   </w:r>
                 </w:p>
               </w:tc>
@@ -4831,7 +5043,113 @@
                       <w:sz w:val="21"/>
                       <w:szCs w:val="21"/>
                     </w:rPr>
-                    <w:t xml:space="preserve">A file called scores.txt is already there, holding one name,score record per line, and may be empty. Read it and display no scores when it holds none, or total [every score added up], then best [the highest scorer's name].</w:t>
+                    <w:t xml:space="preserve">Ask the user for a word to find in the file data.txt, which holds one word,number record per line. Look at every record and display [word] is [its number], or no record when none matches, then checked [how many records you looked at] on the next line.</w:t>
+                  </w:r>
+                </w:p>
+              </w:tc>
+              <w:tc>
+                <w:tcPr>
+                  <w:tcW w:type="dxa" w:w="3342"/>
+                  <w:tcBorders>
+                    <w:top w:val="single" w:color="B7C2D1" w:sz="4"/>
+                    <w:left w:val="single" w:color="B7C2D1" w:sz="4"/>
+                    <w:bottom w:val="single" w:color="B7C2D1" w:sz="4"/>
+                    <w:right w:val="single" w:color="B7C2D1" w:sz="4"/>
+                  </w:tcBorders>
+                  <w:shd w:fill="FFFFFF" w:color="auto" w:val="clear"/>
+                  <w:tcMar>
+                    <w:top w:type="dxa" w:w="80"/>
+                    <w:left w:type="dxa" w:w="120"/>
+                    <w:bottom w:type="dxa" w:w="80"/>
+                    <w:right w:type="dxa" w:w="120"/>
+                  </w:tcMar>
+                  <w:vAlign w:val="center"/>
+                </w:tcPr>
+                <w:p>
+                  <w:pPr>
+                    <w:spacing w:after="0" w:before="0"/>
+                  </w:pPr>
+                  <w:r>
+                    <w:rPr>
+                      <w:rFonts w:ascii="Arial" w:cs="Arial" w:eastAsia="Arial" w:hAnsi="Arial"/>
+                      <w:b w:val="false"/>
+                      <w:bCs w:val="false"/>
+                      <w:sz w:val="21"/>
+                      <w:szCs w:val="21"/>
+                    </w:rPr>
+                    <w:t xml:space="preserve">4</w:t>
+                  </w:r>
+                </w:p>
+              </w:tc>
+              <w:tc>
+                <w:tcPr>
+                  <w:tcW w:type="dxa" w:w="3342"/>
+                  <w:tcBorders>
+                    <w:top w:val="single" w:color="B7C2D1" w:sz="4"/>
+                    <w:left w:val="single" w:color="B7C2D1" w:sz="4"/>
+                    <w:bottom w:val="single" w:color="B7C2D1" w:sz="4"/>
+                    <w:right w:val="single" w:color="B7C2D1" w:sz="4"/>
+                  </w:tcBorders>
+                  <w:shd w:fill="FFFFFF" w:color="auto" w:val="clear"/>
+                  <w:tcMar>
+                    <w:top w:type="dxa" w:w="80"/>
+                    <w:left w:type="dxa" w:w="120"/>
+                    <w:bottom w:type="dxa" w:w="80"/>
+                    <w:right w:type="dxa" w:w="120"/>
+                  </w:tcMar>
+                  <w:vAlign w:val="center"/>
+                </w:tcPr>
+                <w:p>
+                  <w:pPr>
+                    <w:spacing w:after="0" w:before="0"/>
+                  </w:pPr>
+                  <w:r>
+                    <w:rPr>
+                      <w:rFonts w:ascii="Arial" w:cs="Arial" w:eastAsia="Arial" w:hAnsi="Arial"/>
+                      <w:b w:val="false"/>
+                      <w:bCs w:val="false"/>
+                      <w:sz w:val="21"/>
+                      <w:szCs w:val="21"/>
+                    </w:rPr>
+                    <w:t xml:space="preserve"/>
+                  </w:r>
+                </w:p>
+              </w:tc>
+            </w:tr>
+            <w:tr>
+              <w:trPr>
+                <w:cantSplit/>
+                <w:trHeight w:val="360" w:hRule="atLeast"/>
+              </w:trPr>
+              <w:tc>
+                <w:tcPr>
+                  <w:tcW w:type="dxa" w:w="3342"/>
+                  <w:tcBorders>
+                    <w:top w:val="single" w:color="B7C2D1" w:sz="4"/>
+                    <w:left w:val="single" w:color="B7C2D1" w:sz="4"/>
+                    <w:bottom w:val="single" w:color="B7C2D1" w:sz="4"/>
+                    <w:right w:val="single" w:color="B7C2D1" w:sz="4"/>
+                  </w:tcBorders>
+                  <w:shd w:fill="FFFFFF" w:color="auto" w:val="clear"/>
+                  <w:tcMar>
+                    <w:top w:type="dxa" w:w="80"/>
+                    <w:left w:type="dxa" w:w="120"/>
+                    <w:bottom w:type="dxa" w:w="80"/>
+                    <w:right w:type="dxa" w:w="120"/>
+                  </w:tcMar>
+                  <w:vAlign w:val="center"/>
+                </w:tcPr>
+                <w:p>
+                  <w:pPr>
+                    <w:spacing w:after="0" w:before="0"/>
+                  </w:pPr>
+                  <w:r>
+                    <w:rPr>
+                      <w:rFonts w:ascii="Arial" w:cs="Arial" w:eastAsia="Arial" w:hAnsi="Arial"/>
+                      <w:sz w:val="21"/>
+                      <w:szCs w:val="21"/>
+                    </w:rPr>
+                    <w:t xml:space="preserve">A file called data.txt is already there, holding one word,number record per line, and may be empty. Read it and display no records when it holds none, or total [every number added up], then best [the word on the record with the highest number] on the next line.</w:t>
                   </w:r>
                 </w:p>
               </w:tc>
@@ -5505,7 +5823,7 @@
                       <w:sz w:val="21"/>
                       <w:szCs w:val="21"/>
                     </w:rPr>
-                    <w:t xml:space="preserve">A file called sales.txt holds one item,quantity,price record per line. Make a file called report.txt holding a line of [item] [quantity times price] for each record, then total [all those values added up]. Close it, read it back and display the whole of it.</w:t>
+                    <w:t xml:space="preserve">A file called data.txt is already there, holding one word,first,second record per line, and may be empty. Make a file called out.txt holding a line of [word] [the first number times the second] for each record, then total [all those values added up] on the last line. Close it, read it back and display the whole of it.</w:t>
                   </w:r>
                 </w:p>
               </w:tc>
@@ -5611,7 +5929,7 @@
                       <w:sz w:val="21"/>
                       <w:szCs w:val="21"/>
                     </w:rPr>
-                    <w:t xml:space="preserve">Ask the user for a limit. The file readings.txt holds one sensor,reading record per line: make a file called alerts.txt holding a line of [sensor] [reading] for each reading above the limit. Then read alerts.txt back and display [every line], then alerts [how many].</w:t>
+                    <w:t xml:space="preserve">Ask the user for a limit. The file data.txt is already there, holding one word,number record per line: make a file called picked.txt holding a line of [word] [number] for each record whose number is above the limit. Then read picked.txt back and display [every line in it], then picked [how many] on the last line.</w:t>
                   </w:r>
                 </w:p>
               </w:tc>
@@ -6690,7 +7008,7 @@
                 <w:sz w:val="32"/>
                 <w:szCs w:val="32"/>
               </w:rPr>
-              <w:t xml:space="preserve">______ / 52</w:t>
+              <w:t xml:space="preserve">______ / 61</w:t>
             </w:r>
           </w:p>
         </w:tc>
